--- a/info_parser_from_docx/information/Vitmin B9.docx
+++ b/info_parser_from_docx/information/Vitmin B9.docx
@@ -35,6 +35,14 @@
         </w:rPr>
         <w:t>9</w:t>
       </w:r>
+      <w:r>
+        <w:rPr>
+          <w:rFonts w:ascii="Arial" w:hAnsi="Arial" w:cs="Arial"/>
+          <w:sz w:val="24"/>
+          <w:szCs w:val="24"/>
+        </w:rPr>
+        <w:t xml:space="preserve"> Folsäure Folat</w:t>
+      </w:r>
     </w:p>
     <w:p>
       <w:pPr>
@@ -93,23 +101,6 @@
           <w:szCs w:val="24"/>
         </w:rPr>
       </w:pPr>
-      <w:r>
-        <w:rPr>
-          <w:rFonts w:ascii="Arial" w:hAnsi="Arial" w:cs="Arial"/>
-          <w:sz w:val="24"/>
-          <w:szCs w:val="24"/>
-        </w:rPr>
-        <w:t>Täglich abgedeckt 0,1 mg</w:t>
-      </w:r>
-    </w:p>
-    <w:p>
-      <w:pPr>
-        <w:rPr>
-          <w:rFonts w:ascii="Arial" w:hAnsi="Arial" w:cs="Arial"/>
-          <w:sz w:val="24"/>
-          <w:szCs w:val="24"/>
-        </w:rPr>
-      </w:pPr>
     </w:p>
     <w:p>
       <w:pPr>
@@ -120,6 +111,7 @@
           <w:lang w:val="en-GB"/>
         </w:rPr>
       </w:pPr>
+      <w:proofErr w:type="spellStart"/>
       <w:r>
         <w:rPr>
           <w:rFonts w:ascii="Arial" w:hAnsi="Arial" w:cs="Arial"/>
@@ -127,8 +119,9 @@
           <w:szCs w:val="24"/>
           <w:lang w:val="en-GB"/>
         </w:rPr>
-        <w:t>Banane 100 g</w:t>
-      </w:r>
+        <w:t>Honigmelone</w:t>
+      </w:r>
+      <w:proofErr w:type="spellEnd"/>
       <w:r>
         <w:rPr>
           <w:rFonts w:ascii="Arial" w:hAnsi="Arial" w:cs="Arial"/>
@@ -136,6 +129,505 @@
           <w:szCs w:val="24"/>
           <w:lang w:val="en-GB"/>
         </w:rPr>
+        <w:t xml:space="preserve"> 100 g</w:t>
+      </w:r>
+      <w:r>
+        <w:rPr>
+          <w:rFonts w:ascii="Arial" w:hAnsi="Arial" w:cs="Arial"/>
+          <w:sz w:val="24"/>
+          <w:szCs w:val="24"/>
+          <w:lang w:val="en-GB"/>
+        </w:rPr>
+        <w:t xml:space="preserve"> 0,03 mg</w:t>
+      </w:r>
+    </w:p>
+    <w:p>
+      <w:pPr>
+        <w:rPr>
+          <w:rFonts w:ascii="Arial" w:hAnsi="Arial" w:cs="Arial"/>
+          <w:sz w:val="24"/>
+          <w:szCs w:val="24"/>
+        </w:rPr>
+      </w:pPr>
+      <w:proofErr w:type="spellStart"/>
+      <w:r>
+        <w:rPr>
+          <w:rFonts w:ascii="Arial" w:hAnsi="Arial" w:cs="Arial"/>
+          <w:sz w:val="24"/>
+          <w:szCs w:val="24"/>
+        </w:rPr>
+        <w:t>Parboiledreisgegart</w:t>
+      </w:r>
+      <w:proofErr w:type="spellEnd"/>
+      <w:r>
+        <w:rPr>
+          <w:rFonts w:ascii="Arial" w:hAnsi="Arial" w:cs="Arial"/>
+          <w:sz w:val="24"/>
+          <w:szCs w:val="24"/>
+        </w:rPr>
+        <w:t xml:space="preserve"> 360 g 0,011 mg</w:t>
+      </w:r>
+    </w:p>
+    <w:p>
+      <w:pPr>
+        <w:rPr>
+          <w:rFonts w:ascii="Arial" w:hAnsi="Arial" w:cs="Arial"/>
+          <w:sz w:val="24"/>
+          <w:szCs w:val="24"/>
+        </w:rPr>
+      </w:pPr>
+      <w:r>
+        <w:rPr>
+          <w:rFonts w:ascii="Arial" w:hAnsi="Arial" w:cs="Arial"/>
+          <w:sz w:val="24"/>
+          <w:szCs w:val="24"/>
+        </w:rPr>
+        <w:t xml:space="preserve">Haferflocken 15 g </w:t>
+      </w:r>
+      <w:r>
+        <w:rPr>
+          <w:rFonts w:ascii="Arial" w:hAnsi="Arial" w:cs="Arial"/>
+          <w:sz w:val="24"/>
+          <w:szCs w:val="24"/>
+        </w:rPr>
+        <w:t>0,013 mg</w:t>
+      </w:r>
+    </w:p>
+    <w:p>
+      <w:pPr>
+        <w:rPr>
+          <w:rFonts w:ascii="Arial" w:hAnsi="Arial" w:cs="Arial"/>
+          <w:sz w:val="24"/>
+          <w:szCs w:val="24"/>
+        </w:rPr>
+      </w:pPr>
+      <w:r>
+        <w:rPr>
+          <w:rFonts w:ascii="Arial" w:hAnsi="Arial" w:cs="Arial"/>
+          <w:sz w:val="24"/>
+          <w:szCs w:val="24"/>
+        </w:rPr>
+        <w:t xml:space="preserve">Butterkäse 36 g </w:t>
+      </w:r>
+      <w:r>
+        <w:rPr>
+          <w:rFonts w:ascii="Arial" w:hAnsi="Arial" w:cs="Arial"/>
+          <w:sz w:val="24"/>
+          <w:szCs w:val="24"/>
+        </w:rPr>
+        <w:t>0 mg</w:t>
+      </w:r>
+    </w:p>
+    <w:p>
+      <w:pPr>
+        <w:rPr>
+          <w:rFonts w:ascii="Arial" w:hAnsi="Arial" w:cs="Arial"/>
+          <w:sz w:val="24"/>
+          <w:szCs w:val="24"/>
+        </w:rPr>
+      </w:pPr>
+      <w:r>
+        <w:rPr>
+          <w:rFonts w:ascii="Arial" w:hAnsi="Arial" w:cs="Arial"/>
+          <w:sz w:val="24"/>
+          <w:szCs w:val="24"/>
+        </w:rPr>
+        <w:t xml:space="preserve">Butter 10 g </w:t>
+      </w:r>
+      <w:r>
+        <w:rPr>
+          <w:rFonts w:ascii="Arial" w:hAnsi="Arial" w:cs="Arial"/>
+          <w:sz w:val="24"/>
+          <w:szCs w:val="24"/>
+        </w:rPr>
+        <w:t>0 mg</w:t>
+      </w:r>
+    </w:p>
+    <w:p>
+      <w:pPr>
+        <w:rPr>
+          <w:rFonts w:ascii="Arial" w:hAnsi="Arial" w:cs="Arial"/>
+          <w:sz w:val="24"/>
+          <w:szCs w:val="24"/>
+        </w:rPr>
+      </w:pPr>
+      <w:proofErr w:type="spellStart"/>
+      <w:r>
+        <w:rPr>
+          <w:rFonts w:ascii="Arial" w:hAnsi="Arial" w:cs="Arial"/>
+          <w:sz w:val="24"/>
+          <w:szCs w:val="24"/>
+        </w:rPr>
+        <w:t>Brokkoligegart</w:t>
+      </w:r>
+      <w:proofErr w:type="spellEnd"/>
+      <w:r>
+        <w:rPr>
+          <w:rFonts w:ascii="Arial" w:hAnsi="Arial" w:cs="Arial"/>
+          <w:sz w:val="24"/>
+          <w:szCs w:val="24"/>
+        </w:rPr>
+        <w:t xml:space="preserve"> 100 g</w:t>
+      </w:r>
+      <w:r>
+        <w:rPr>
+          <w:rFonts w:ascii="Arial" w:hAnsi="Arial" w:cs="Arial"/>
+          <w:sz w:val="24"/>
+          <w:szCs w:val="24"/>
+        </w:rPr>
+        <w:t xml:space="preserve"> 0,04 mg</w:t>
+      </w:r>
+    </w:p>
+    <w:p>
+      <w:pPr>
+        <w:rPr>
+          <w:rFonts w:ascii="Arial" w:hAnsi="Arial" w:cs="Arial"/>
+          <w:sz w:val="24"/>
+          <w:szCs w:val="24"/>
+        </w:rPr>
+      </w:pPr>
+      <w:r>
+        <w:rPr>
+          <w:rFonts w:ascii="Arial" w:hAnsi="Arial" w:cs="Arial"/>
+          <w:sz w:val="24"/>
+          <w:szCs w:val="24"/>
+        </w:rPr>
+        <w:t>Blumenkohl</w:t>
+      </w:r>
+      <w:r>
+        <w:rPr>
+          <w:rFonts w:ascii="Arial" w:hAnsi="Arial" w:cs="Arial"/>
+          <w:sz w:val="24"/>
+          <w:szCs w:val="24"/>
+        </w:rPr>
+        <w:t>gegart</w:t>
+      </w:r>
+      <w:r>
+        <w:rPr>
+          <w:rFonts w:ascii="Arial" w:hAnsi="Arial" w:cs="Arial"/>
+          <w:sz w:val="24"/>
+          <w:szCs w:val="24"/>
+        </w:rPr>
+        <w:t xml:space="preserve"> 100 g</w:t>
+      </w:r>
+      <w:r>
+        <w:rPr>
+          <w:rFonts w:ascii="Arial" w:hAnsi="Arial" w:cs="Arial"/>
+          <w:sz w:val="24"/>
+          <w:szCs w:val="24"/>
+        </w:rPr>
+        <w:t xml:space="preserve"> 0,03 mg</w:t>
+      </w:r>
+    </w:p>
+    <w:p>
+      <w:pPr>
+        <w:rPr>
+          <w:rFonts w:ascii="Arial" w:hAnsi="Arial" w:cs="Arial"/>
+          <w:sz w:val="24"/>
+          <w:szCs w:val="24"/>
+        </w:rPr>
+      </w:pPr>
+      <w:proofErr w:type="spellStart"/>
+      <w:r>
+        <w:rPr>
+          <w:rFonts w:ascii="Arial" w:hAnsi="Arial" w:cs="Arial"/>
+          <w:sz w:val="24"/>
+          <w:szCs w:val="24"/>
+        </w:rPr>
+        <w:t>Möhre</w:t>
+      </w:r>
+      <w:r>
+        <w:rPr>
+          <w:rFonts w:ascii="Arial" w:hAnsi="Arial" w:cs="Arial"/>
+          <w:sz w:val="24"/>
+          <w:szCs w:val="24"/>
+        </w:rPr>
+        <w:t>gegart</w:t>
+      </w:r>
+      <w:proofErr w:type="spellEnd"/>
+      <w:r>
+        <w:rPr>
+          <w:rFonts w:ascii="Arial" w:hAnsi="Arial" w:cs="Arial"/>
+          <w:sz w:val="24"/>
+          <w:szCs w:val="24"/>
+        </w:rPr>
+        <w:t xml:space="preserve"> 100 g </w:t>
+      </w:r>
+      <w:r>
+        <w:rPr>
+          <w:rFonts w:ascii="Arial" w:hAnsi="Arial" w:cs="Arial"/>
+          <w:sz w:val="24"/>
+          <w:szCs w:val="24"/>
+        </w:rPr>
+        <w:t>0,01 mg</w:t>
+      </w:r>
+    </w:p>
+    <w:p>
+      <w:pPr>
+        <w:rPr>
+          <w:rFonts w:ascii="Arial" w:hAnsi="Arial" w:cs="Arial"/>
+          <w:sz w:val="24"/>
+          <w:szCs w:val="24"/>
+        </w:rPr>
+      </w:pPr>
+      <w:proofErr w:type="spellStart"/>
+      <w:r>
+        <w:rPr>
+          <w:rFonts w:ascii="Arial" w:hAnsi="Arial" w:cs="Arial"/>
+          <w:sz w:val="24"/>
+          <w:szCs w:val="24"/>
+        </w:rPr>
+        <w:t>Pastinake</w:t>
+      </w:r>
+      <w:r>
+        <w:rPr>
+          <w:rFonts w:ascii="Arial" w:hAnsi="Arial" w:cs="Arial"/>
+          <w:kern w:val="0"/>
+          <w:sz w:val="24"/>
+          <w:szCs w:val="24"/>
+          <w14:ligatures w14:val="none"/>
+        </w:rPr>
+        <w:t>gegart</w:t>
+      </w:r>
+      <w:proofErr w:type="spellEnd"/>
+      <w:r>
+        <w:rPr>
+          <w:rFonts w:ascii="Arial" w:hAnsi="Arial" w:cs="Arial"/>
+          <w:sz w:val="24"/>
+          <w:szCs w:val="24"/>
+        </w:rPr>
+        <w:t xml:space="preserve"> 100 g </w:t>
+      </w:r>
+      <w:r>
+        <w:rPr>
+          <w:rFonts w:ascii="Arial" w:hAnsi="Arial" w:cs="Arial"/>
+          <w:sz w:val="24"/>
+          <w:szCs w:val="24"/>
+        </w:rPr>
+        <w:t>0,03 mg</w:t>
+      </w:r>
+    </w:p>
+    <w:p>
+      <w:pPr>
+        <w:rPr>
+          <w:rFonts w:ascii="Arial" w:hAnsi="Arial" w:cs="Arial"/>
+          <w:sz w:val="24"/>
+          <w:szCs w:val="24"/>
+        </w:rPr>
+      </w:pPr>
+      <w:proofErr w:type="spellStart"/>
+      <w:r>
+        <w:rPr>
+          <w:rFonts w:ascii="Arial" w:hAnsi="Arial" w:cs="Arial"/>
+          <w:sz w:val="24"/>
+          <w:szCs w:val="24"/>
+        </w:rPr>
+        <w:t>Hokkaidokürbis</w:t>
+      </w:r>
+      <w:r>
+        <w:rPr>
+          <w:rFonts w:ascii="Arial" w:hAnsi="Arial" w:cs="Arial"/>
+          <w:kern w:val="0"/>
+          <w:sz w:val="24"/>
+          <w:szCs w:val="24"/>
+          <w14:ligatures w14:val="none"/>
+        </w:rPr>
+        <w:t>gegart</w:t>
+      </w:r>
+      <w:proofErr w:type="spellEnd"/>
+      <w:r>
+        <w:rPr>
+          <w:rFonts w:ascii="Arial" w:hAnsi="Arial" w:cs="Arial"/>
+          <w:sz w:val="24"/>
+          <w:szCs w:val="24"/>
+        </w:rPr>
+        <w:t xml:space="preserve"> 100 g </w:t>
+      </w:r>
+      <w:r>
+        <w:rPr>
+          <w:rFonts w:ascii="Arial" w:hAnsi="Arial" w:cs="Arial"/>
+          <w:sz w:val="24"/>
+          <w:szCs w:val="24"/>
+        </w:rPr>
+        <w:t>0 mg</w:t>
+      </w:r>
+    </w:p>
+    <w:p>
+      <w:pPr>
+        <w:rPr>
+          <w:rFonts w:ascii="Arial" w:hAnsi="Arial" w:cs="Arial"/>
+          <w:sz w:val="24"/>
+          <w:szCs w:val="24"/>
+        </w:rPr>
+      </w:pPr>
+      <w:r>
+        <w:rPr>
+          <w:rFonts w:ascii="Arial" w:hAnsi="Arial" w:cs="Arial"/>
+          <w:sz w:val="24"/>
+          <w:szCs w:val="24"/>
+        </w:rPr>
+        <w:t>Eisbergsalat</w:t>
+      </w:r>
+      <w:r>
+        <w:rPr>
+          <w:rFonts w:ascii="Arial" w:hAnsi="Arial" w:cs="Arial"/>
+          <w:kern w:val="0"/>
+          <w:sz w:val="24"/>
+          <w:szCs w:val="24"/>
+          <w14:ligatures w14:val="none"/>
+        </w:rPr>
+        <w:t>gegart</w:t>
+      </w:r>
+      <w:r>
+        <w:rPr>
+          <w:rFonts w:ascii="Arial" w:hAnsi="Arial" w:cs="Arial"/>
+          <w:sz w:val="24"/>
+          <w:szCs w:val="24"/>
+        </w:rPr>
+        <w:t xml:space="preserve"> 50 g </w:t>
+      </w:r>
+      <w:r>
+        <w:rPr>
+          <w:rFonts w:ascii="Arial" w:hAnsi="Arial" w:cs="Arial"/>
+          <w:sz w:val="24"/>
+          <w:szCs w:val="24"/>
+        </w:rPr>
+        <w:t>0,02 mg</w:t>
+      </w:r>
+    </w:p>
+    <w:p>
+      <w:pPr>
+        <w:rPr>
+          <w:rFonts w:ascii="Arial" w:hAnsi="Arial" w:cs="Arial"/>
+          <w:sz w:val="24"/>
+          <w:szCs w:val="24"/>
+        </w:rPr>
+      </w:pPr>
+      <w:r>
+        <w:rPr>
+          <w:rFonts w:ascii="Arial" w:hAnsi="Arial" w:cs="Arial"/>
+          <w:sz w:val="24"/>
+          <w:szCs w:val="24"/>
+        </w:rPr>
+        <w:t>Süßkartoffel</w:t>
+      </w:r>
+      <w:r>
+        <w:rPr>
+          <w:rFonts w:ascii="Arial" w:hAnsi="Arial" w:cs="Arial"/>
+          <w:kern w:val="0"/>
+          <w:sz w:val="24"/>
+          <w:szCs w:val="24"/>
+          <w14:ligatures w14:val="none"/>
+        </w:rPr>
+        <w:t>gegart</w:t>
+      </w:r>
+      <w:r>
+        <w:rPr>
+          <w:rFonts w:ascii="Arial" w:hAnsi="Arial" w:cs="Arial"/>
+          <w:sz w:val="24"/>
+          <w:szCs w:val="24"/>
+        </w:rPr>
+        <w:t xml:space="preserve"> 100 g</w:t>
+      </w:r>
+      <w:r>
+        <w:rPr>
+          <w:rFonts w:ascii="Arial" w:hAnsi="Arial" w:cs="Arial"/>
+          <w:sz w:val="24"/>
+          <w:szCs w:val="24"/>
+        </w:rPr>
+        <w:t xml:space="preserve"> 0 mg</w:t>
+      </w:r>
+    </w:p>
+    <w:p>
+      <w:pPr>
+        <w:rPr>
+          <w:rFonts w:ascii="Arial" w:hAnsi="Arial" w:cs="Arial"/>
+          <w:sz w:val="24"/>
+          <w:szCs w:val="24"/>
+        </w:rPr>
+      </w:pPr>
+      <w:r>
+        <w:rPr>
+          <w:rFonts w:ascii="Arial" w:hAnsi="Arial" w:cs="Arial"/>
+          <w:sz w:val="24"/>
+          <w:szCs w:val="24"/>
+        </w:rPr>
+        <w:t xml:space="preserve">Rapsöl 5 g </w:t>
+      </w:r>
+      <w:r>
+        <w:rPr>
+          <w:rFonts w:ascii="Arial" w:hAnsi="Arial" w:cs="Arial"/>
+          <w:sz w:val="24"/>
+          <w:szCs w:val="24"/>
+        </w:rPr>
+        <w:t>0 mg</w:t>
+      </w:r>
+    </w:p>
+    <w:p>
+      <w:pPr>
+        <w:rPr>
+          <w:rFonts w:ascii="Arial" w:hAnsi="Arial" w:cs="Arial"/>
+          <w:sz w:val="24"/>
+          <w:szCs w:val="24"/>
+        </w:rPr>
+      </w:pPr>
+      <w:r>
+        <w:rPr>
+          <w:rFonts w:ascii="Arial" w:hAnsi="Arial" w:cs="Arial"/>
+          <w:sz w:val="24"/>
+          <w:szCs w:val="24"/>
+        </w:rPr>
+        <w:t xml:space="preserve">Olivenöl 5 g </w:t>
+      </w:r>
+      <w:r>
+        <w:rPr>
+          <w:rFonts w:ascii="Arial" w:hAnsi="Arial" w:cs="Arial"/>
+          <w:sz w:val="24"/>
+          <w:szCs w:val="24"/>
+        </w:rPr>
+        <w:t>0 mg</w:t>
+      </w:r>
+    </w:p>
+    <w:p>
+      <w:pPr>
+        <w:rPr>
+          <w:rFonts w:ascii="Arial" w:hAnsi="Arial" w:cs="Arial"/>
+          <w:sz w:val="24"/>
+          <w:szCs w:val="24"/>
+        </w:rPr>
+      </w:pPr>
+      <w:r>
+        <w:rPr>
+          <w:rFonts w:ascii="Arial" w:hAnsi="Arial" w:cs="Arial"/>
+          <w:sz w:val="24"/>
+          <w:szCs w:val="24"/>
+        </w:rPr>
+        <w:t>Hirse</w:t>
+      </w:r>
+      <w:r>
+        <w:rPr>
+          <w:rFonts w:ascii="Arial" w:hAnsi="Arial" w:cs="Arial"/>
+          <w:kern w:val="0"/>
+          <w:sz w:val="24"/>
+          <w:szCs w:val="24"/>
+          <w14:ligatures w14:val="none"/>
+        </w:rPr>
+        <w:t>gegart</w:t>
+      </w:r>
+      <w:r>
+        <w:rPr>
+          <w:rFonts w:ascii="Arial" w:hAnsi="Arial" w:cs="Arial"/>
+          <w:sz w:val="24"/>
+          <w:szCs w:val="24"/>
+        </w:rPr>
+        <w:t xml:space="preserve"> 400</w:t>
+      </w:r>
+      <w:r>
+        <w:rPr>
+          <w:rFonts w:ascii="Arial" w:hAnsi="Arial" w:cs="Arial"/>
+          <w:sz w:val="24"/>
+          <w:szCs w:val="24"/>
+        </w:rPr>
         <w:t xml:space="preserve"> </w:t>
       </w:r>
       <w:r>
@@ -143,281 +635,438 @@
           <w:rFonts w:ascii="Arial" w:hAnsi="Arial" w:cs="Arial"/>
           <w:sz w:val="24"/>
           <w:szCs w:val="24"/>
-          <w:lang w:val="en-GB"/>
+        </w:rPr>
+        <w:t>g 0,02 mg</w:t>
+      </w:r>
+    </w:p>
+    <w:p>
+      <w:pPr>
+        <w:rPr>
+          <w:rFonts w:ascii="Arial" w:hAnsi="Arial" w:cs="Arial"/>
+          <w:sz w:val="24"/>
+          <w:szCs w:val="24"/>
+        </w:rPr>
+      </w:pPr>
+      <w:proofErr w:type="spellStart"/>
+      <w:r>
+        <w:rPr>
+          <w:rFonts w:ascii="Arial" w:hAnsi="Arial" w:cs="Arial"/>
+          <w:sz w:val="24"/>
+          <w:szCs w:val="24"/>
+        </w:rPr>
+        <w:t>Quinoa</w:t>
+      </w:r>
+      <w:r>
+        <w:rPr>
+          <w:rFonts w:ascii="Arial" w:hAnsi="Arial" w:cs="Arial"/>
+          <w:kern w:val="0"/>
+          <w:sz w:val="24"/>
+          <w:szCs w:val="24"/>
+          <w14:ligatures w14:val="none"/>
+        </w:rPr>
+        <w:t>gegart</w:t>
+      </w:r>
+      <w:proofErr w:type="spellEnd"/>
+      <w:r>
+        <w:rPr>
+          <w:rFonts w:ascii="Arial" w:hAnsi="Arial" w:cs="Arial"/>
+          <w:sz w:val="24"/>
+          <w:szCs w:val="24"/>
+        </w:rPr>
+        <w:t xml:space="preserve"> </w:t>
+      </w:r>
+      <w:r>
+        <w:rPr>
+          <w:rFonts w:ascii="Arial" w:hAnsi="Arial" w:cs="Arial"/>
+          <w:sz w:val="24"/>
+          <w:szCs w:val="24"/>
+        </w:rPr>
+        <w:t>390 g 0,06 mg</w:t>
+      </w:r>
+    </w:p>
+    <w:p>
+      <w:pPr>
+        <w:rPr>
+          <w:rFonts w:ascii="Arial" w:hAnsi="Arial" w:cs="Arial"/>
+          <w:sz w:val="24"/>
+          <w:szCs w:val="24"/>
+        </w:rPr>
+      </w:pPr>
+      <w:proofErr w:type="spellStart"/>
+      <w:r>
+        <w:rPr>
+          <w:rFonts w:ascii="Arial" w:hAnsi="Arial" w:cs="Arial"/>
+          <w:sz w:val="24"/>
+          <w:szCs w:val="24"/>
+        </w:rPr>
+        <w:t>Kartoffeln</w:t>
+      </w:r>
+      <w:r>
+        <w:rPr>
+          <w:rFonts w:ascii="Arial" w:hAnsi="Arial" w:cs="Arial"/>
+          <w:kern w:val="0"/>
+          <w:sz w:val="24"/>
+          <w:szCs w:val="24"/>
+          <w14:ligatures w14:val="none"/>
+        </w:rPr>
+        <w:t>gegart</w:t>
+      </w:r>
+      <w:proofErr w:type="spellEnd"/>
+      <w:r>
+        <w:rPr>
+          <w:rFonts w:ascii="Arial" w:hAnsi="Arial" w:cs="Arial"/>
+          <w:sz w:val="24"/>
+          <w:szCs w:val="24"/>
+        </w:rPr>
+        <w:t xml:space="preserve"> 400 g</w:t>
+      </w:r>
+      <w:r>
+        <w:rPr>
+          <w:rFonts w:ascii="Arial" w:hAnsi="Arial" w:cs="Arial"/>
+          <w:sz w:val="24"/>
+          <w:szCs w:val="24"/>
+        </w:rPr>
+        <w:t xml:space="preserve"> 0,03 mg</w:t>
+      </w:r>
+    </w:p>
+    <w:p>
+      <w:pPr>
+        <w:rPr>
+          <w:rFonts w:ascii="Arial" w:hAnsi="Arial" w:cs="Arial"/>
+          <w:sz w:val="24"/>
+          <w:szCs w:val="24"/>
+        </w:rPr>
+      </w:pPr>
+      <w:r>
+        <w:rPr>
+          <w:rFonts w:ascii="Arial" w:hAnsi="Arial" w:cs="Arial"/>
+          <w:sz w:val="24"/>
+          <w:szCs w:val="24"/>
+        </w:rPr>
+        <w:t>Vollkornreis</w:t>
+      </w:r>
+      <w:r>
+        <w:rPr>
+          <w:rFonts w:ascii="Arial" w:hAnsi="Arial" w:cs="Arial"/>
+          <w:kern w:val="0"/>
+          <w:sz w:val="24"/>
+          <w:szCs w:val="24"/>
+          <w14:ligatures w14:val="none"/>
+        </w:rPr>
+        <w:t>gegart</w:t>
+      </w:r>
+      <w:r>
+        <w:rPr>
+          <w:rFonts w:ascii="Arial" w:hAnsi="Arial" w:cs="Arial"/>
+          <w:sz w:val="24"/>
+          <w:szCs w:val="24"/>
+        </w:rPr>
+        <w:t xml:space="preserve"> 245 g</w:t>
+      </w:r>
+      <w:r>
+        <w:rPr>
+          <w:rFonts w:ascii="Arial" w:hAnsi="Arial" w:cs="Arial"/>
+          <w:sz w:val="24"/>
+          <w:szCs w:val="24"/>
+        </w:rPr>
+        <w:t xml:space="preserve"> 0,01 mg</w:t>
+      </w:r>
+    </w:p>
+    <w:p>
+      <w:pPr>
+        <w:rPr>
+          <w:rFonts w:ascii="Arial" w:hAnsi="Arial" w:cs="Arial"/>
+          <w:sz w:val="24"/>
+          <w:szCs w:val="24"/>
+        </w:rPr>
+      </w:pPr>
+      <w:r>
+        <w:rPr>
+          <w:rFonts w:ascii="Arial" w:hAnsi="Arial" w:cs="Arial"/>
+          <w:sz w:val="24"/>
+          <w:szCs w:val="24"/>
+        </w:rPr>
+        <w:t>Hähnchenbrustfilet</w:t>
+      </w:r>
+      <w:r>
+        <w:rPr>
+          <w:rFonts w:ascii="Arial" w:hAnsi="Arial" w:cs="Arial"/>
+          <w:sz w:val="24"/>
+          <w:szCs w:val="24"/>
+        </w:rPr>
+        <w:t>gebraten</w:t>
+      </w:r>
+      <w:r>
+        <w:rPr>
+          <w:rFonts w:ascii="Arial" w:hAnsi="Arial" w:cs="Arial"/>
+          <w:sz w:val="24"/>
+          <w:szCs w:val="24"/>
+        </w:rPr>
+        <w:t xml:space="preserve"> 100 g </w:t>
+      </w:r>
+      <w:r>
+        <w:rPr>
+          <w:rFonts w:ascii="Arial" w:hAnsi="Arial" w:cs="Arial"/>
+          <w:sz w:val="24"/>
+          <w:szCs w:val="24"/>
+        </w:rPr>
+        <w:t>0 mg</w:t>
+      </w:r>
+    </w:p>
+    <w:p>
+      <w:pPr>
+        <w:rPr>
+          <w:rFonts w:ascii="Arial" w:hAnsi="Arial" w:cs="Arial"/>
+          <w:sz w:val="24"/>
+          <w:szCs w:val="24"/>
+        </w:rPr>
+      </w:pPr>
+      <w:r>
+        <w:rPr>
+          <w:rFonts w:ascii="Arial" w:hAnsi="Arial" w:cs="Arial"/>
+          <w:sz w:val="24"/>
+          <w:szCs w:val="24"/>
+        </w:rPr>
+        <w:t>Lachsgekocht</w:t>
+      </w:r>
+      <w:r>
+        <w:rPr>
+          <w:rFonts w:ascii="Arial" w:hAnsi="Arial" w:cs="Arial"/>
+          <w:sz w:val="24"/>
+          <w:szCs w:val="24"/>
+        </w:rPr>
+        <w:t xml:space="preserve"> 120 g </w:t>
+      </w:r>
+      <w:r>
+        <w:rPr>
+          <w:rFonts w:ascii="Arial" w:hAnsi="Arial" w:cs="Arial"/>
+          <w:sz w:val="24"/>
+          <w:szCs w:val="24"/>
         </w:rPr>
         <w:t>0,02 mg</w:t>
       </w:r>
-      <w:r>
-        <w:rPr>
-          <w:rFonts w:ascii="Arial" w:hAnsi="Arial" w:cs="Arial"/>
-          <w:sz w:val="24"/>
-          <w:szCs w:val="24"/>
-          <w:lang w:val="en-GB"/>
+    </w:p>
+    <w:p>
+      <w:pPr>
+        <w:rPr>
+          <w:rFonts w:ascii="Arial" w:hAnsi="Arial" w:cs="Arial"/>
+          <w:sz w:val="24"/>
+          <w:szCs w:val="24"/>
+        </w:rPr>
+      </w:pPr>
+      <w:r>
+        <w:rPr>
+          <w:rFonts w:ascii="Arial" w:hAnsi="Arial" w:cs="Arial"/>
+          <w:sz w:val="24"/>
+          <w:szCs w:val="24"/>
+        </w:rPr>
+        <w:t>Eigelb</w:t>
+      </w:r>
+      <w:r>
+        <w:rPr>
+          <w:rFonts w:ascii="Arial" w:hAnsi="Arial" w:cs="Arial"/>
+          <w:kern w:val="0"/>
+          <w:sz w:val="24"/>
+          <w:szCs w:val="24"/>
+          <w14:ligatures w14:val="none"/>
+        </w:rPr>
+        <w:t>gegart</w:t>
+      </w:r>
+      <w:r>
+        <w:rPr>
+          <w:rFonts w:ascii="Arial" w:hAnsi="Arial" w:cs="Arial"/>
+          <w:sz w:val="24"/>
+          <w:szCs w:val="24"/>
+        </w:rPr>
+        <w:t xml:space="preserve"> 20 g</w:t>
+      </w:r>
+      <w:r>
+        <w:rPr>
+          <w:rFonts w:ascii="Arial" w:hAnsi="Arial" w:cs="Arial"/>
+          <w:sz w:val="24"/>
+          <w:szCs w:val="24"/>
+        </w:rPr>
+        <w:t xml:space="preserve"> 0,02 mg</w:t>
+      </w:r>
+    </w:p>
+    <w:p>
+      <w:pPr>
+        <w:rPr>
+          <w:rFonts w:ascii="Arial" w:hAnsi="Arial" w:cs="Arial"/>
+          <w:sz w:val="24"/>
+          <w:szCs w:val="24"/>
+        </w:rPr>
+      </w:pPr>
+      <w:r>
+        <w:rPr>
+          <w:rFonts w:ascii="Arial" w:hAnsi="Arial" w:cs="Arial"/>
+          <w:sz w:val="24"/>
+          <w:szCs w:val="24"/>
+        </w:rPr>
+        <w:t>Joghurt 100 g 0,01 mg</w:t>
+      </w:r>
+    </w:p>
+    <w:p>
+      <w:pPr>
+        <w:rPr>
+          <w:rFonts w:ascii="Arial" w:hAnsi="Arial" w:cs="Arial"/>
+          <w:sz w:val="24"/>
+          <w:szCs w:val="24"/>
+        </w:rPr>
+      </w:pPr>
+      <w:r>
+        <w:rPr>
+          <w:rFonts w:ascii="Arial" w:hAnsi="Arial" w:cs="Arial"/>
+          <w:sz w:val="24"/>
+          <w:szCs w:val="24"/>
+        </w:rPr>
+        <w:t>Macadamianuss 25 g</w:t>
+      </w:r>
+      <w:r>
+        <w:rPr>
+          <w:rFonts w:ascii="Arial" w:hAnsi="Arial" w:cs="Arial"/>
+          <w:sz w:val="24"/>
+          <w:szCs w:val="24"/>
+        </w:rPr>
+        <w:t xml:space="preserve"> 0,1 mg</w:t>
+      </w:r>
+    </w:p>
+    <w:p>
+      <w:pPr>
+        <w:rPr>
+          <w:rFonts w:ascii="Arial" w:hAnsi="Arial" w:cs="Arial"/>
+          <w:sz w:val="24"/>
+          <w:szCs w:val="24"/>
+        </w:rPr>
+      </w:pPr>
+      <w:r>
+        <w:rPr>
+          <w:rFonts w:ascii="Arial" w:hAnsi="Arial" w:cs="Arial"/>
+          <w:sz w:val="24"/>
+          <w:szCs w:val="24"/>
+        </w:rPr>
+        <w:t>Kürbiskerne 25 g</w:t>
+      </w:r>
+      <w:r>
+        <w:rPr>
+          <w:rFonts w:ascii="Arial" w:hAnsi="Arial" w:cs="Arial"/>
+          <w:sz w:val="24"/>
+          <w:szCs w:val="24"/>
+        </w:rPr>
+        <w:t xml:space="preserve"> 0,01mg</w:t>
+      </w:r>
+    </w:p>
+    <w:p>
+      <w:pPr>
+        <w:rPr>
+          <w:rFonts w:ascii="Arial" w:hAnsi="Arial" w:cs="Arial"/>
+          <w:sz w:val="24"/>
+          <w:szCs w:val="24"/>
+        </w:rPr>
+      </w:pPr>
+      <w:r>
+        <w:rPr>
+          <w:rFonts w:ascii="Arial" w:hAnsi="Arial" w:cs="Arial"/>
+          <w:sz w:val="24"/>
+          <w:szCs w:val="24"/>
+        </w:rPr>
+        <w:t xml:space="preserve">Paranuss 4 g </w:t>
+      </w:r>
+      <w:r>
+        <w:rPr>
+          <w:rFonts w:ascii="Arial" w:hAnsi="Arial" w:cs="Arial"/>
+          <w:sz w:val="24"/>
+          <w:szCs w:val="24"/>
+        </w:rPr>
+        <w:t>0 mg</w:t>
+      </w:r>
+    </w:p>
+    <w:p>
+      <w:pPr>
+        <w:rPr>
+          <w:rFonts w:ascii="Arial" w:hAnsi="Arial" w:cs="Arial"/>
+          <w:sz w:val="24"/>
+          <w:szCs w:val="24"/>
+        </w:rPr>
+      </w:pPr>
+      <w:r>
+        <w:rPr>
+          <w:rFonts w:ascii="Arial" w:hAnsi="Arial" w:cs="Arial"/>
+          <w:sz w:val="24"/>
+          <w:szCs w:val="24"/>
+        </w:rPr>
+        <w:t>Zucchinigegart</w:t>
+      </w:r>
+      <w:r>
+        <w:rPr>
+          <w:rFonts w:ascii="Arial" w:hAnsi="Arial" w:cs="Arial"/>
+          <w:sz w:val="24"/>
+          <w:szCs w:val="24"/>
+        </w:rPr>
+        <w:t xml:space="preserve"> 130 g</w:t>
+      </w:r>
+      <w:r>
+        <w:rPr>
+          <w:rFonts w:ascii="Arial" w:hAnsi="Arial" w:cs="Arial"/>
+          <w:sz w:val="24"/>
+          <w:szCs w:val="24"/>
+        </w:rPr>
+        <w:t xml:space="preserve"> 0,03 mg</w:t>
+      </w:r>
+    </w:p>
+    <w:p>
+      <w:pPr>
+        <w:rPr>
+          <w:rFonts w:ascii="Arial" w:hAnsi="Arial" w:cs="Arial"/>
+          <w:sz w:val="24"/>
+          <w:szCs w:val="24"/>
+        </w:rPr>
+      </w:pPr>
+      <w:proofErr w:type="spellStart"/>
+      <w:r>
+        <w:rPr>
+          <w:rFonts w:ascii="Arial" w:hAnsi="Arial" w:cs="Arial"/>
+          <w:sz w:val="24"/>
+          <w:szCs w:val="24"/>
+        </w:rPr>
+        <w:t>Gurkegegart</w:t>
+      </w:r>
+      <w:proofErr w:type="spellEnd"/>
+      <w:r>
+        <w:rPr>
+          <w:rFonts w:ascii="Arial" w:hAnsi="Arial" w:cs="Arial"/>
+          <w:sz w:val="24"/>
+          <w:szCs w:val="24"/>
         </w:rPr>
         <w:t xml:space="preserve"> </w:t>
       </w:r>
-    </w:p>
-    <w:p>
-      <w:pPr>
-        <w:rPr>
-          <w:rFonts w:ascii="Arial" w:hAnsi="Arial" w:cs="Arial"/>
-          <w:sz w:val="24"/>
-          <w:szCs w:val="24"/>
-          <w:lang w:val="en-GB"/>
-        </w:rPr>
-      </w:pPr>
-      <w:r>
-        <w:rPr>
-          <w:rFonts w:ascii="Arial" w:hAnsi="Arial" w:cs="Arial"/>
-          <w:sz w:val="24"/>
-          <w:szCs w:val="24"/>
-          <w:lang w:val="en-GB"/>
-        </w:rPr>
-        <w:t>Honigmelone 100 g</w:t>
-      </w:r>
-      <w:r>
-        <w:rPr>
-          <w:rFonts w:ascii="Arial" w:hAnsi="Arial" w:cs="Arial"/>
-          <w:sz w:val="24"/>
-          <w:szCs w:val="24"/>
-          <w:lang w:val="en-GB"/>
-        </w:rPr>
-        <w:t xml:space="preserve"> 0,03 mg</w:t>
-      </w:r>
-    </w:p>
-    <w:p>
-      <w:pPr>
-        <w:rPr>
-          <w:rFonts w:ascii="Arial" w:hAnsi="Arial" w:cs="Arial"/>
-          <w:sz w:val="24"/>
-          <w:szCs w:val="24"/>
-        </w:rPr>
-      </w:pPr>
-      <w:r>
-        <w:rPr>
-          <w:rFonts w:ascii="Arial" w:hAnsi="Arial" w:cs="Arial"/>
-          <w:sz w:val="24"/>
-          <w:szCs w:val="24"/>
-        </w:rPr>
-        <w:t>Parboiledreisgegart 360 g 0,011 mg</w:t>
-      </w:r>
-    </w:p>
-    <w:p>
-      <w:pPr>
-        <w:rPr>
-          <w:rFonts w:ascii="Arial" w:hAnsi="Arial" w:cs="Arial"/>
-          <w:sz w:val="24"/>
-          <w:szCs w:val="24"/>
-        </w:rPr>
-      </w:pPr>
-      <w:r>
-        <w:rPr>
-          <w:rFonts w:ascii="Arial" w:hAnsi="Arial" w:cs="Arial"/>
-          <w:sz w:val="24"/>
-          <w:szCs w:val="24"/>
-        </w:rPr>
-        <w:t xml:space="preserve">Haferflocken 15 g </w:t>
-      </w:r>
-      <w:r>
-        <w:rPr>
-          <w:rFonts w:ascii="Arial" w:hAnsi="Arial" w:cs="Arial"/>
-          <w:sz w:val="24"/>
-          <w:szCs w:val="24"/>
-        </w:rPr>
-        <w:t>0,013 mg</w:t>
-      </w:r>
-    </w:p>
-    <w:p>
-      <w:pPr>
-        <w:rPr>
-          <w:rFonts w:ascii="Arial" w:hAnsi="Arial" w:cs="Arial"/>
-          <w:sz w:val="24"/>
-          <w:szCs w:val="24"/>
-        </w:rPr>
-      </w:pPr>
-      <w:r>
-        <w:rPr>
-          <w:rFonts w:ascii="Arial" w:hAnsi="Arial" w:cs="Arial"/>
-          <w:sz w:val="24"/>
-          <w:szCs w:val="24"/>
-        </w:rPr>
-        <w:t xml:space="preserve">Butterkäse 36 g </w:t>
-      </w:r>
-      <w:r>
-        <w:rPr>
-          <w:rFonts w:ascii="Arial" w:hAnsi="Arial" w:cs="Arial"/>
-          <w:sz w:val="24"/>
-          <w:szCs w:val="24"/>
-        </w:rPr>
-        <w:t>0 mg</w:t>
-      </w:r>
-    </w:p>
-    <w:p>
-      <w:pPr>
-        <w:rPr>
-          <w:rFonts w:ascii="Arial" w:hAnsi="Arial" w:cs="Arial"/>
-          <w:sz w:val="24"/>
-          <w:szCs w:val="24"/>
-        </w:rPr>
-      </w:pPr>
-      <w:r>
-        <w:rPr>
-          <w:rFonts w:ascii="Arial" w:hAnsi="Arial" w:cs="Arial"/>
-          <w:sz w:val="24"/>
-          <w:szCs w:val="24"/>
-        </w:rPr>
-        <w:t xml:space="preserve">Butter 10 g </w:t>
-      </w:r>
-      <w:r>
-        <w:rPr>
-          <w:rFonts w:ascii="Arial" w:hAnsi="Arial" w:cs="Arial"/>
-          <w:sz w:val="24"/>
-          <w:szCs w:val="24"/>
-        </w:rPr>
-        <w:t>0 mg</w:t>
-      </w:r>
-    </w:p>
-    <w:p>
-      <w:pPr>
-        <w:rPr>
-          <w:rFonts w:ascii="Arial" w:hAnsi="Arial" w:cs="Arial"/>
-          <w:sz w:val="24"/>
-          <w:szCs w:val="24"/>
-        </w:rPr>
-      </w:pPr>
-    </w:p>
-    <w:p>
-      <w:pPr>
-        <w:rPr>
-          <w:rFonts w:ascii="Arial" w:hAnsi="Arial" w:cs="Arial"/>
-          <w:sz w:val="24"/>
-          <w:szCs w:val="24"/>
-        </w:rPr>
-      </w:pPr>
-      <w:r>
-        <w:rPr>
-          <w:rFonts w:ascii="Arial" w:hAnsi="Arial" w:cs="Arial"/>
-          <w:sz w:val="24"/>
-          <w:szCs w:val="24"/>
-        </w:rPr>
-        <w:t>Brokkoligegart</w:t>
-      </w:r>
-      <w:r>
-        <w:rPr>
-          <w:rFonts w:ascii="Arial" w:hAnsi="Arial" w:cs="Arial"/>
-          <w:sz w:val="24"/>
-          <w:szCs w:val="24"/>
-        </w:rPr>
-        <w:t xml:space="preserve"> 100 g</w:t>
-      </w:r>
-      <w:r>
-        <w:rPr>
-          <w:rFonts w:ascii="Arial" w:hAnsi="Arial" w:cs="Arial"/>
-          <w:sz w:val="24"/>
-          <w:szCs w:val="24"/>
-        </w:rPr>
-        <w:t xml:space="preserve"> 0,04 mg</w:t>
-      </w:r>
-    </w:p>
-    <w:p>
-      <w:pPr>
-        <w:rPr>
-          <w:rFonts w:ascii="Arial" w:hAnsi="Arial" w:cs="Arial"/>
-          <w:sz w:val="24"/>
-          <w:szCs w:val="24"/>
-        </w:rPr>
-      </w:pPr>
-      <w:r>
-        <w:rPr>
-          <w:rFonts w:ascii="Arial" w:hAnsi="Arial" w:cs="Arial"/>
-          <w:sz w:val="24"/>
-          <w:szCs w:val="24"/>
-        </w:rPr>
-        <w:t>Blumenkohl</w:t>
-      </w:r>
-      <w:r>
-        <w:rPr>
-          <w:rFonts w:ascii="Arial" w:hAnsi="Arial" w:cs="Arial"/>
-          <w:sz w:val="24"/>
-          <w:szCs w:val="24"/>
-        </w:rPr>
-        <w:t>gegart</w:t>
-      </w:r>
-      <w:r>
-        <w:rPr>
-          <w:rFonts w:ascii="Arial" w:hAnsi="Arial" w:cs="Arial"/>
-          <w:sz w:val="24"/>
-          <w:szCs w:val="24"/>
-        </w:rPr>
-        <w:t xml:space="preserve"> 100 g</w:t>
-      </w:r>
-      <w:r>
-        <w:rPr>
-          <w:rFonts w:ascii="Arial" w:hAnsi="Arial" w:cs="Arial"/>
-          <w:sz w:val="24"/>
-          <w:szCs w:val="24"/>
-        </w:rPr>
-        <w:t xml:space="preserve"> 0,03 mg</w:t>
-      </w:r>
-    </w:p>
-    <w:p>
-      <w:pPr>
-        <w:rPr>
-          <w:rFonts w:ascii="Arial" w:hAnsi="Arial" w:cs="Arial"/>
-          <w:sz w:val="24"/>
-          <w:szCs w:val="24"/>
-        </w:rPr>
-      </w:pPr>
-      <w:r>
-        <w:rPr>
-          <w:rFonts w:ascii="Arial" w:hAnsi="Arial" w:cs="Arial"/>
-          <w:sz w:val="24"/>
-          <w:szCs w:val="24"/>
-        </w:rPr>
-        <w:t>Möhre</w:t>
-      </w:r>
-      <w:r>
-        <w:rPr>
-          <w:rFonts w:ascii="Arial" w:hAnsi="Arial" w:cs="Arial"/>
-          <w:sz w:val="24"/>
-          <w:szCs w:val="24"/>
-        </w:rPr>
-        <w:t>gegart</w:t>
-      </w:r>
-      <w:r>
-        <w:rPr>
-          <w:rFonts w:ascii="Arial" w:hAnsi="Arial" w:cs="Arial"/>
-          <w:sz w:val="24"/>
-          <w:szCs w:val="24"/>
-        </w:rPr>
-        <w:t xml:space="preserve"> 100 g </w:t>
-      </w:r>
-      <w:r>
-        <w:rPr>
-          <w:rFonts w:ascii="Arial" w:hAnsi="Arial" w:cs="Arial"/>
-          <w:sz w:val="24"/>
-          <w:szCs w:val="24"/>
-        </w:rPr>
-        <w:t>0,01 mg</w:t>
-      </w:r>
-    </w:p>
-    <w:p>
-      <w:pPr>
-        <w:rPr>
-          <w:rFonts w:ascii="Arial" w:hAnsi="Arial" w:cs="Arial"/>
-          <w:sz w:val="24"/>
-          <w:szCs w:val="24"/>
-        </w:rPr>
-      </w:pPr>
-      <w:r>
-        <w:rPr>
-          <w:rFonts w:ascii="Arial" w:hAnsi="Arial" w:cs="Arial"/>
-          <w:sz w:val="24"/>
-          <w:szCs w:val="24"/>
-        </w:rPr>
-        <w:t>Pastinake</w:t>
-      </w:r>
-      <w:r>
+      <w:r>
+        <w:rPr>
+          <w:rFonts w:ascii="Arial" w:hAnsi="Arial" w:cs="Arial"/>
+          <w:sz w:val="24"/>
+          <w:szCs w:val="24"/>
+        </w:rPr>
+        <w:t>130 g</w:t>
+      </w:r>
+      <w:r>
+        <w:rPr>
+          <w:rFonts w:ascii="Arial" w:hAnsi="Arial" w:cs="Arial"/>
+          <w:sz w:val="24"/>
+          <w:szCs w:val="24"/>
+        </w:rPr>
+        <w:t xml:space="preserve"> 0,01 mg</w:t>
+      </w:r>
+      <w:r>
+        <w:rPr>
+          <w:rFonts w:ascii="Arial" w:hAnsi="Arial" w:cs="Arial"/>
+          <w:sz w:val="24"/>
+          <w:szCs w:val="24"/>
+        </w:rPr>
+        <w:t xml:space="preserve"> </w:t>
+      </w:r>
+    </w:p>
+    <w:p>
+      <w:pPr>
         <w:rPr>
           <w:rFonts w:ascii="Arial" w:hAnsi="Arial" w:cs="Arial"/>
           <w:kern w:val="0"/>
@@ -425,41 +1074,8 @@
           <w:szCs w:val="24"/>
           <w14:ligatures w14:val="none"/>
         </w:rPr>
-        <w:t>gegart</w:t>
-      </w:r>
-      <w:r>
-        <w:rPr>
-          <w:rFonts w:ascii="Arial" w:hAnsi="Arial" w:cs="Arial"/>
-          <w:sz w:val="24"/>
-          <w:szCs w:val="24"/>
-        </w:rPr>
-        <w:t xml:space="preserve"> 100 g </w:t>
-      </w:r>
-      <w:r>
-        <w:rPr>
-          <w:rFonts w:ascii="Arial" w:hAnsi="Arial" w:cs="Arial"/>
-          <w:sz w:val="24"/>
-          <w:szCs w:val="24"/>
-        </w:rPr>
-        <w:t>0,03 mg</w:t>
-      </w:r>
-    </w:p>
-    <w:p>
-      <w:pPr>
-        <w:rPr>
-          <w:rFonts w:ascii="Arial" w:hAnsi="Arial" w:cs="Arial"/>
-          <w:sz w:val="24"/>
-          <w:szCs w:val="24"/>
-        </w:rPr>
-      </w:pPr>
-      <w:r>
-        <w:rPr>
-          <w:rFonts w:ascii="Arial" w:hAnsi="Arial" w:cs="Arial"/>
-          <w:sz w:val="24"/>
-          <w:szCs w:val="24"/>
-        </w:rPr>
-        <w:t>Hokkaidokürbis</w:t>
-      </w:r>
+      </w:pPr>
+      <w:proofErr w:type="spellStart"/>
       <w:r>
         <w:rPr>
           <w:rFonts w:ascii="Arial" w:hAnsi="Arial" w:cs="Arial"/>
@@ -468,41 +1084,9 @@
           <w:szCs w:val="24"/>
           <w14:ligatures w14:val="none"/>
         </w:rPr>
-        <w:t>gegart</w:t>
-      </w:r>
-      <w:r>
-        <w:rPr>
-          <w:rFonts w:ascii="Arial" w:hAnsi="Arial" w:cs="Arial"/>
-          <w:sz w:val="24"/>
-          <w:szCs w:val="24"/>
-        </w:rPr>
-        <w:t xml:space="preserve"> 100 g </w:t>
-      </w:r>
-      <w:r>
-        <w:rPr>
-          <w:rFonts w:ascii="Arial" w:hAnsi="Arial" w:cs="Arial"/>
-          <w:sz w:val="24"/>
-          <w:szCs w:val="24"/>
-        </w:rPr>
-        <w:t>0 mg</w:t>
-      </w:r>
-    </w:p>
-    <w:p>
-      <w:pPr>
-        <w:rPr>
-          <w:rFonts w:ascii="Arial" w:hAnsi="Arial" w:cs="Arial"/>
-          <w:sz w:val="24"/>
-          <w:szCs w:val="24"/>
-        </w:rPr>
-      </w:pPr>
-      <w:r>
-        <w:rPr>
-          <w:rFonts w:ascii="Arial" w:hAnsi="Arial" w:cs="Arial"/>
-          <w:sz w:val="24"/>
-          <w:szCs w:val="24"/>
-        </w:rPr>
-        <w:t>Eisbergsalat</w:t>
-      </w:r>
+        <w:t>Urdinkelnudelngegart</w:t>
+      </w:r>
+      <w:proofErr w:type="spellEnd"/>
       <w:r>
         <w:rPr>
           <w:rFonts w:ascii="Arial" w:hAnsi="Arial" w:cs="Arial"/>
@@ -511,752 +1095,9 @@
           <w:szCs w:val="24"/>
           <w14:ligatures w14:val="none"/>
         </w:rPr>
-        <w:t>gegart</w:t>
-      </w:r>
-      <w:r>
-        <w:rPr>
-          <w:rFonts w:ascii="Arial" w:hAnsi="Arial" w:cs="Arial"/>
-          <w:sz w:val="24"/>
-          <w:szCs w:val="24"/>
-        </w:rPr>
-        <w:t xml:space="preserve"> 50 g </w:t>
-      </w:r>
-      <w:r>
-        <w:rPr>
-          <w:rFonts w:ascii="Arial" w:hAnsi="Arial" w:cs="Arial"/>
-          <w:sz w:val="24"/>
-          <w:szCs w:val="24"/>
-        </w:rPr>
-        <w:t>0,02 mg</w:t>
-      </w:r>
-    </w:p>
-    <w:p>
-      <w:pPr>
-        <w:rPr>
-          <w:rFonts w:ascii="Arial" w:hAnsi="Arial" w:cs="Arial"/>
-          <w:sz w:val="24"/>
-          <w:szCs w:val="24"/>
-        </w:rPr>
-      </w:pPr>
-      <w:r>
-        <w:rPr>
-          <w:rFonts w:ascii="Arial" w:hAnsi="Arial" w:cs="Arial"/>
-          <w:sz w:val="24"/>
-          <w:szCs w:val="24"/>
-        </w:rPr>
-        <w:t>Süßkartoffel</w:t>
-      </w:r>
-      <w:r>
-        <w:rPr>
-          <w:rFonts w:ascii="Arial" w:hAnsi="Arial" w:cs="Arial"/>
-          <w:kern w:val="0"/>
-          <w:sz w:val="24"/>
-          <w:szCs w:val="24"/>
-          <w14:ligatures w14:val="none"/>
-        </w:rPr>
-        <w:t>gegart</w:t>
-      </w:r>
-      <w:r>
-        <w:rPr>
-          <w:rFonts w:ascii="Arial" w:hAnsi="Arial" w:cs="Arial"/>
-          <w:sz w:val="24"/>
-          <w:szCs w:val="24"/>
-        </w:rPr>
-        <w:t xml:space="preserve"> 100 g</w:t>
-      </w:r>
-      <w:r>
-        <w:rPr>
-          <w:rFonts w:ascii="Arial" w:hAnsi="Arial" w:cs="Arial"/>
-          <w:sz w:val="24"/>
-          <w:szCs w:val="24"/>
-        </w:rPr>
-        <w:t xml:space="preserve"> 0 mg</w:t>
-      </w:r>
-    </w:p>
-    <w:p>
-      <w:pPr>
-        <w:rPr>
-          <w:rFonts w:ascii="Arial" w:hAnsi="Arial" w:cs="Arial"/>
-          <w:sz w:val="24"/>
-          <w:szCs w:val="24"/>
-        </w:rPr>
-      </w:pPr>
-    </w:p>
-    <w:p>
-      <w:pPr>
-        <w:rPr>
-          <w:rFonts w:ascii="Arial" w:hAnsi="Arial" w:cs="Arial"/>
-          <w:sz w:val="24"/>
-          <w:szCs w:val="24"/>
-        </w:rPr>
-      </w:pPr>
-      <w:r>
-        <w:rPr>
-          <w:rFonts w:ascii="Arial" w:hAnsi="Arial" w:cs="Arial"/>
-          <w:sz w:val="24"/>
-          <w:szCs w:val="24"/>
-        </w:rPr>
-        <w:t xml:space="preserve">Rapsöl 5 g </w:t>
-      </w:r>
-      <w:r>
-        <w:rPr>
-          <w:rFonts w:ascii="Arial" w:hAnsi="Arial" w:cs="Arial"/>
-          <w:sz w:val="24"/>
-          <w:szCs w:val="24"/>
-        </w:rPr>
-        <w:t>0 mg</w:t>
-      </w:r>
-    </w:p>
-    <w:p>
-      <w:pPr>
-        <w:rPr>
-          <w:rFonts w:ascii="Arial" w:hAnsi="Arial" w:cs="Arial"/>
-          <w:sz w:val="24"/>
-          <w:szCs w:val="24"/>
-        </w:rPr>
-      </w:pPr>
-      <w:r>
-        <w:rPr>
-          <w:rFonts w:ascii="Arial" w:hAnsi="Arial" w:cs="Arial"/>
-          <w:sz w:val="24"/>
-          <w:szCs w:val="24"/>
-        </w:rPr>
-        <w:t xml:space="preserve">Olivenöl 5 g </w:t>
-      </w:r>
-      <w:r>
-        <w:rPr>
-          <w:rFonts w:ascii="Arial" w:hAnsi="Arial" w:cs="Arial"/>
-          <w:sz w:val="24"/>
-          <w:szCs w:val="24"/>
-        </w:rPr>
-        <w:t>0 mg</w:t>
-      </w:r>
-      <w:r>
-        <w:rPr>
-          <w:rFonts w:ascii="Arial" w:hAnsi="Arial" w:cs="Arial"/>
-          <w:sz w:val="24"/>
-          <w:szCs w:val="24"/>
-        </w:rPr>
-        <w:t xml:space="preserve">   </w:t>
-      </w:r>
-    </w:p>
-    <w:p>
-      <w:pPr>
-        <w:rPr>
-          <w:rFonts w:ascii="Arial" w:hAnsi="Arial" w:cs="Arial"/>
-          <w:sz w:val="24"/>
-          <w:szCs w:val="24"/>
-        </w:rPr>
-      </w:pPr>
-    </w:p>
-    <w:p>
-      <w:pPr>
-        <w:rPr>
-          <w:rFonts w:ascii="Arial" w:hAnsi="Arial" w:cs="Arial"/>
-          <w:sz w:val="24"/>
-          <w:szCs w:val="24"/>
-        </w:rPr>
-      </w:pPr>
-      <w:r>
-        <w:rPr>
-          <w:rFonts w:ascii="Arial" w:hAnsi="Arial" w:cs="Arial"/>
-          <w:sz w:val="24"/>
-          <w:szCs w:val="24"/>
-        </w:rPr>
-        <w:t>Hirse</w:t>
-      </w:r>
-      <w:r>
-        <w:rPr>
-          <w:rFonts w:ascii="Arial" w:hAnsi="Arial" w:cs="Arial"/>
-          <w:kern w:val="0"/>
-          <w:sz w:val="24"/>
-          <w:szCs w:val="24"/>
-          <w14:ligatures w14:val="none"/>
-        </w:rPr>
-        <w:t>gegart</w:t>
-      </w:r>
-      <w:r>
-        <w:rPr>
-          <w:rFonts w:ascii="Arial" w:hAnsi="Arial" w:cs="Arial"/>
-          <w:sz w:val="24"/>
-          <w:szCs w:val="24"/>
-        </w:rPr>
-        <w:t xml:space="preserve"> 400</w:t>
-      </w:r>
-      <w:r>
-        <w:rPr>
-          <w:rFonts w:ascii="Arial" w:hAnsi="Arial" w:cs="Arial"/>
-          <w:sz w:val="24"/>
-          <w:szCs w:val="24"/>
-        </w:rPr>
-        <w:t xml:space="preserve"> </w:t>
-      </w:r>
-      <w:r>
-        <w:rPr>
-          <w:rFonts w:ascii="Arial" w:hAnsi="Arial" w:cs="Arial"/>
-          <w:sz w:val="24"/>
-          <w:szCs w:val="24"/>
-        </w:rPr>
-        <w:t>g 0,02 mg</w:t>
-      </w:r>
-    </w:p>
-    <w:p>
-      <w:pPr>
-        <w:rPr>
-          <w:rFonts w:ascii="Arial" w:hAnsi="Arial" w:cs="Arial"/>
-          <w:sz w:val="24"/>
-          <w:szCs w:val="24"/>
-        </w:rPr>
-      </w:pPr>
-      <w:r>
-        <w:rPr>
-          <w:rFonts w:ascii="Arial" w:hAnsi="Arial" w:cs="Arial"/>
-          <w:sz w:val="24"/>
-          <w:szCs w:val="24"/>
-        </w:rPr>
-        <w:t>Quinoa</w:t>
-      </w:r>
-      <w:r>
-        <w:rPr>
-          <w:rFonts w:ascii="Arial" w:hAnsi="Arial" w:cs="Arial"/>
-          <w:kern w:val="0"/>
-          <w:sz w:val="24"/>
-          <w:szCs w:val="24"/>
-          <w14:ligatures w14:val="none"/>
-        </w:rPr>
-        <w:t>gegart</w:t>
-      </w:r>
-      <w:r>
-        <w:rPr>
-          <w:rFonts w:ascii="Arial" w:hAnsi="Arial" w:cs="Arial"/>
-          <w:sz w:val="24"/>
-          <w:szCs w:val="24"/>
-        </w:rPr>
-        <w:t xml:space="preserve"> </w:t>
-      </w:r>
-      <w:r>
-        <w:rPr>
-          <w:rFonts w:ascii="Arial" w:hAnsi="Arial" w:cs="Arial"/>
-          <w:sz w:val="24"/>
-          <w:szCs w:val="24"/>
-        </w:rPr>
-        <w:t>390 g 0,06 mg</w:t>
-      </w:r>
-    </w:p>
-    <w:p>
-      <w:pPr>
-        <w:rPr>
-          <w:rFonts w:ascii="Arial" w:hAnsi="Arial" w:cs="Arial"/>
-          <w:sz w:val="24"/>
-          <w:szCs w:val="24"/>
-        </w:rPr>
-      </w:pPr>
-      <w:r>
-        <w:rPr>
-          <w:rFonts w:ascii="Arial" w:hAnsi="Arial" w:cs="Arial"/>
-          <w:sz w:val="24"/>
-          <w:szCs w:val="24"/>
-        </w:rPr>
-        <w:t>Kartoffeln</w:t>
-      </w:r>
-      <w:r>
-        <w:rPr>
-          <w:rFonts w:ascii="Arial" w:hAnsi="Arial" w:cs="Arial"/>
-          <w:kern w:val="0"/>
-          <w:sz w:val="24"/>
-          <w:szCs w:val="24"/>
-          <w14:ligatures w14:val="none"/>
-        </w:rPr>
-        <w:t>gegart</w:t>
-      </w:r>
-      <w:r>
-        <w:rPr>
-          <w:rFonts w:ascii="Arial" w:hAnsi="Arial" w:cs="Arial"/>
-          <w:sz w:val="24"/>
-          <w:szCs w:val="24"/>
-        </w:rPr>
-        <w:t xml:space="preserve"> 400 g</w:t>
-      </w:r>
-      <w:r>
-        <w:rPr>
-          <w:rFonts w:ascii="Arial" w:hAnsi="Arial" w:cs="Arial"/>
-          <w:sz w:val="24"/>
-          <w:szCs w:val="24"/>
-        </w:rPr>
-        <w:t xml:space="preserve"> 0,03 mg</w:t>
-      </w:r>
-    </w:p>
-    <w:p>
-      <w:pPr>
-        <w:rPr>
-          <w:rFonts w:ascii="Arial" w:hAnsi="Arial" w:cs="Arial"/>
-          <w:sz w:val="24"/>
-          <w:szCs w:val="24"/>
-        </w:rPr>
-      </w:pPr>
-      <w:r>
-        <w:rPr>
-          <w:rFonts w:ascii="Arial" w:hAnsi="Arial" w:cs="Arial"/>
-          <w:sz w:val="24"/>
-          <w:szCs w:val="24"/>
-        </w:rPr>
-        <w:t>Vollkornreis</w:t>
-      </w:r>
-      <w:r>
-        <w:rPr>
-          <w:rFonts w:ascii="Arial" w:hAnsi="Arial" w:cs="Arial"/>
-          <w:kern w:val="0"/>
-          <w:sz w:val="24"/>
-          <w:szCs w:val="24"/>
-          <w14:ligatures w14:val="none"/>
-        </w:rPr>
-        <w:t>gegart</w:t>
-      </w:r>
-      <w:r>
-        <w:rPr>
-          <w:rFonts w:ascii="Arial" w:hAnsi="Arial" w:cs="Arial"/>
-          <w:sz w:val="24"/>
-          <w:szCs w:val="24"/>
-        </w:rPr>
-        <w:t xml:space="preserve"> 245 g</w:t>
-      </w:r>
-      <w:r>
-        <w:rPr>
-          <w:rFonts w:ascii="Arial" w:hAnsi="Arial" w:cs="Arial"/>
-          <w:sz w:val="24"/>
-          <w:szCs w:val="24"/>
-        </w:rPr>
-        <w:t xml:space="preserve"> 0,01 mg</w:t>
-      </w:r>
-    </w:p>
-    <w:p>
-      <w:pPr>
-        <w:rPr>
-          <w:rFonts w:ascii="Arial" w:hAnsi="Arial" w:cs="Arial"/>
-          <w:sz w:val="24"/>
-          <w:szCs w:val="24"/>
-        </w:rPr>
-      </w:pPr>
-      <w:r>
-        <w:rPr>
-          <w:rFonts w:ascii="Arial" w:hAnsi="Arial" w:cs="Arial"/>
-          <w:sz w:val="24"/>
-          <w:szCs w:val="24"/>
-        </w:rPr>
-        <w:t xml:space="preserve"> </w:t>
-      </w:r>
-    </w:p>
-    <w:p>
-      <w:pPr>
-        <w:rPr>
-          <w:rFonts w:ascii="Arial" w:hAnsi="Arial" w:cs="Arial"/>
-          <w:sz w:val="24"/>
-          <w:szCs w:val="24"/>
-        </w:rPr>
-      </w:pPr>
-      <w:r>
-        <w:rPr>
-          <w:rFonts w:ascii="Arial" w:hAnsi="Arial" w:cs="Arial"/>
-          <w:sz w:val="24"/>
-          <w:szCs w:val="24"/>
-        </w:rPr>
-        <w:t>Hähnchenbrustfilet</w:t>
-      </w:r>
-      <w:r>
-        <w:rPr>
-          <w:rFonts w:ascii="Arial" w:hAnsi="Arial" w:cs="Arial"/>
-          <w:sz w:val="24"/>
-          <w:szCs w:val="24"/>
-        </w:rPr>
-        <w:t>gebraten</w:t>
-      </w:r>
-      <w:r>
-        <w:rPr>
-          <w:rFonts w:ascii="Arial" w:hAnsi="Arial" w:cs="Arial"/>
-          <w:sz w:val="24"/>
-          <w:szCs w:val="24"/>
-        </w:rPr>
-        <w:t xml:space="preserve"> 100 g </w:t>
-      </w:r>
-      <w:r>
-        <w:rPr>
-          <w:rFonts w:ascii="Arial" w:hAnsi="Arial" w:cs="Arial"/>
-          <w:sz w:val="24"/>
-          <w:szCs w:val="24"/>
-        </w:rPr>
-        <w:t>0 mg</w:t>
-      </w:r>
-    </w:p>
-    <w:p>
-      <w:pPr>
-        <w:rPr>
-          <w:rFonts w:ascii="Arial" w:hAnsi="Arial" w:cs="Arial"/>
-          <w:sz w:val="24"/>
-          <w:szCs w:val="24"/>
-        </w:rPr>
-      </w:pPr>
-      <w:r>
-        <w:rPr>
-          <w:rFonts w:ascii="Arial" w:hAnsi="Arial" w:cs="Arial"/>
-          <w:sz w:val="24"/>
-          <w:szCs w:val="24"/>
-        </w:rPr>
-        <w:t>Lachsgekocht</w:t>
-      </w:r>
-      <w:r>
-        <w:rPr>
-          <w:rFonts w:ascii="Arial" w:hAnsi="Arial" w:cs="Arial"/>
-          <w:sz w:val="24"/>
-          <w:szCs w:val="24"/>
-        </w:rPr>
-        <w:t xml:space="preserve"> 120 g </w:t>
-      </w:r>
-      <w:r>
-        <w:rPr>
-          <w:rFonts w:ascii="Arial" w:hAnsi="Arial" w:cs="Arial"/>
-          <w:sz w:val="24"/>
-          <w:szCs w:val="24"/>
-        </w:rPr>
-        <w:t>0,02 mg</w:t>
-      </w:r>
-    </w:p>
-    <w:p>
-      <w:pPr>
-        <w:rPr>
-          <w:rFonts w:ascii="Arial" w:hAnsi="Arial" w:cs="Arial"/>
-          <w:sz w:val="24"/>
-          <w:szCs w:val="24"/>
-        </w:rPr>
-      </w:pPr>
-      <w:r>
-        <w:rPr>
-          <w:rFonts w:ascii="Arial" w:hAnsi="Arial" w:cs="Arial"/>
-          <w:sz w:val="24"/>
-          <w:szCs w:val="24"/>
-        </w:rPr>
-        <w:t>Eigelb</w:t>
-      </w:r>
-      <w:r>
-        <w:rPr>
-          <w:rFonts w:ascii="Arial" w:hAnsi="Arial" w:cs="Arial"/>
-          <w:kern w:val="0"/>
-          <w:sz w:val="24"/>
-          <w:szCs w:val="24"/>
-          <w14:ligatures w14:val="none"/>
-        </w:rPr>
-        <w:t>gegart</w:t>
-      </w:r>
-      <w:r>
-        <w:rPr>
-          <w:rFonts w:ascii="Arial" w:hAnsi="Arial" w:cs="Arial"/>
-          <w:sz w:val="24"/>
-          <w:szCs w:val="24"/>
-        </w:rPr>
-        <w:t xml:space="preserve"> 20 g</w:t>
-      </w:r>
-      <w:r>
-        <w:rPr>
-          <w:rFonts w:ascii="Arial" w:hAnsi="Arial" w:cs="Arial"/>
-          <w:sz w:val="24"/>
-          <w:szCs w:val="24"/>
-        </w:rPr>
-        <w:t xml:space="preserve"> 0,02 mg</w:t>
-      </w:r>
-    </w:p>
-    <w:p>
-      <w:pPr>
-        <w:rPr>
-          <w:rFonts w:ascii="Arial" w:hAnsi="Arial" w:cs="Arial"/>
-          <w:sz w:val="24"/>
-          <w:szCs w:val="24"/>
-        </w:rPr>
-      </w:pPr>
-    </w:p>
-    <w:p>
-      <w:pPr>
-        <w:rPr>
-          <w:rFonts w:ascii="Arial" w:hAnsi="Arial" w:cs="Arial"/>
-          <w:sz w:val="24"/>
-          <w:szCs w:val="24"/>
-          <w:lang w:val="en-GB"/>
-        </w:rPr>
-      </w:pPr>
-      <w:r>
-        <w:rPr>
-          <w:rFonts w:ascii="Arial" w:hAnsi="Arial" w:cs="Arial"/>
-          <w:sz w:val="24"/>
-          <w:szCs w:val="24"/>
-          <w:lang w:val="en-GB"/>
-        </w:rPr>
-        <w:lastRenderedPageBreak/>
-        <w:t>Skyr 200 g</w:t>
-      </w:r>
-      <w:r>
-        <w:rPr>
-          <w:rFonts w:ascii="Arial" w:hAnsi="Arial" w:cs="Arial"/>
-          <w:sz w:val="24"/>
-          <w:szCs w:val="24"/>
-          <w:lang w:val="en-GB"/>
-        </w:rPr>
-        <w:t xml:space="preserve"> 0,06 mg</w:t>
-      </w:r>
-    </w:p>
-    <w:p>
-      <w:pPr>
-        <w:rPr>
-          <w:rFonts w:ascii="Arial" w:hAnsi="Arial" w:cs="Arial"/>
-          <w:sz w:val="24"/>
-          <w:szCs w:val="24"/>
-          <w:lang w:val="en-GB"/>
-        </w:rPr>
-      </w:pPr>
-      <w:r>
-        <w:rPr>
-          <w:rFonts w:ascii="Arial" w:hAnsi="Arial" w:cs="Arial"/>
-          <w:sz w:val="24"/>
-          <w:szCs w:val="24"/>
-          <w:lang w:val="en-GB"/>
-        </w:rPr>
-        <w:t>Macadamianuss 25 g</w:t>
-      </w:r>
-      <w:r>
-        <w:rPr>
-          <w:rFonts w:ascii="Arial" w:hAnsi="Arial" w:cs="Arial"/>
-          <w:sz w:val="24"/>
-          <w:szCs w:val="24"/>
-          <w:lang w:val="en-GB"/>
-        </w:rPr>
-        <w:t xml:space="preserve"> 0,1 mg</w:t>
-      </w:r>
-    </w:p>
-    <w:p>
-      <w:pPr>
-        <w:rPr>
-          <w:rFonts w:ascii="Arial" w:hAnsi="Arial" w:cs="Arial"/>
-          <w:sz w:val="24"/>
-          <w:szCs w:val="24"/>
-        </w:rPr>
-      </w:pPr>
-      <w:r>
-        <w:rPr>
-          <w:rFonts w:ascii="Arial" w:hAnsi="Arial" w:cs="Arial"/>
-          <w:sz w:val="24"/>
-          <w:szCs w:val="24"/>
-        </w:rPr>
-        <w:t xml:space="preserve">geröstetegesalzeneKürbiskerne 25 g </w:t>
-      </w:r>
-      <w:r>
-        <w:rPr>
-          <w:rFonts w:ascii="Arial" w:hAnsi="Arial" w:cs="Arial"/>
-          <w:sz w:val="24"/>
-          <w:szCs w:val="24"/>
-        </w:rPr>
-        <w:t>0 mg</w:t>
-      </w:r>
-    </w:p>
-    <w:p>
-      <w:pPr>
-        <w:rPr>
-          <w:rFonts w:ascii="Arial" w:hAnsi="Arial" w:cs="Arial"/>
-          <w:sz w:val="24"/>
-          <w:szCs w:val="24"/>
-        </w:rPr>
-      </w:pPr>
-      <w:r>
-        <w:rPr>
-          <w:rFonts w:ascii="Arial" w:hAnsi="Arial" w:cs="Arial"/>
-          <w:sz w:val="24"/>
-          <w:szCs w:val="24"/>
-        </w:rPr>
-        <w:t>Kürbiskerne 25 g</w:t>
-      </w:r>
-      <w:r>
-        <w:rPr>
-          <w:rFonts w:ascii="Arial" w:hAnsi="Arial" w:cs="Arial"/>
-          <w:sz w:val="24"/>
-          <w:szCs w:val="24"/>
-        </w:rPr>
-        <w:t xml:space="preserve"> 0,01mg</w:t>
-      </w:r>
-    </w:p>
-    <w:p>
-      <w:pPr>
-        <w:rPr>
-          <w:rFonts w:ascii="Arial" w:hAnsi="Arial" w:cs="Arial"/>
-          <w:sz w:val="24"/>
-          <w:szCs w:val="24"/>
-        </w:rPr>
-      </w:pPr>
-      <w:r>
-        <w:rPr>
-          <w:rFonts w:ascii="Arial" w:hAnsi="Arial" w:cs="Arial"/>
-          <w:sz w:val="24"/>
-          <w:szCs w:val="24"/>
-        </w:rPr>
-        <w:t xml:space="preserve">Paranuss 4 g </w:t>
-      </w:r>
-      <w:r>
-        <w:rPr>
-          <w:rFonts w:ascii="Arial" w:hAnsi="Arial" w:cs="Arial"/>
-          <w:sz w:val="24"/>
-          <w:szCs w:val="24"/>
-        </w:rPr>
-        <w:t>0 mg</w:t>
-      </w:r>
-    </w:p>
-    <w:p>
-      <w:pPr>
-        <w:rPr>
-          <w:rFonts w:ascii="Arial" w:hAnsi="Arial" w:cs="Arial"/>
-          <w:sz w:val="24"/>
-          <w:szCs w:val="24"/>
-        </w:rPr>
-      </w:pPr>
-      <w:r>
-        <w:rPr>
-          <w:rFonts w:ascii="Arial" w:hAnsi="Arial" w:cs="Arial"/>
-          <w:sz w:val="24"/>
-          <w:szCs w:val="24"/>
-        </w:rPr>
-        <w:t>Walnuss 20 g</w:t>
-      </w:r>
-      <w:r>
-        <w:rPr>
-          <w:rFonts w:ascii="Arial" w:hAnsi="Arial" w:cs="Arial"/>
-          <w:sz w:val="24"/>
-          <w:szCs w:val="24"/>
-        </w:rPr>
-        <w:t xml:space="preserve"> 0,01 mg</w:t>
-      </w:r>
-    </w:p>
-    <w:p>
-      <w:pPr>
-        <w:rPr>
-          <w:rFonts w:ascii="Arial" w:hAnsi="Arial" w:cs="Arial"/>
-          <w:sz w:val="24"/>
-          <w:szCs w:val="24"/>
-        </w:rPr>
-      </w:pPr>
-    </w:p>
-    <w:p>
-      <w:pPr>
-        <w:rPr>
-          <w:rFonts w:ascii="Arial" w:hAnsi="Arial" w:cs="Arial"/>
-          <w:sz w:val="24"/>
-          <w:szCs w:val="24"/>
-        </w:rPr>
-      </w:pPr>
-      <w:r>
-        <w:rPr>
-          <w:rFonts w:ascii="Arial" w:hAnsi="Arial" w:cs="Arial"/>
-          <w:sz w:val="24"/>
-          <w:szCs w:val="24"/>
-        </w:rPr>
-        <w:t>Zucchinigegart</w:t>
-      </w:r>
-      <w:r>
-        <w:rPr>
-          <w:rFonts w:ascii="Arial" w:hAnsi="Arial" w:cs="Arial"/>
-          <w:sz w:val="24"/>
-          <w:szCs w:val="24"/>
-        </w:rPr>
-        <w:t xml:space="preserve"> 130 g</w:t>
-      </w:r>
-      <w:r>
-        <w:rPr>
-          <w:rFonts w:ascii="Arial" w:hAnsi="Arial" w:cs="Arial"/>
-          <w:sz w:val="24"/>
-          <w:szCs w:val="24"/>
-        </w:rPr>
-        <w:t xml:space="preserve"> 0,03 mg</w:t>
-      </w:r>
-    </w:p>
-    <w:p>
-      <w:pPr>
-        <w:rPr>
-          <w:rFonts w:ascii="Arial" w:hAnsi="Arial" w:cs="Arial"/>
-          <w:sz w:val="24"/>
-          <w:szCs w:val="24"/>
-        </w:rPr>
-      </w:pPr>
-      <w:r>
-        <w:rPr>
-          <w:rFonts w:ascii="Arial" w:hAnsi="Arial" w:cs="Arial"/>
-          <w:sz w:val="24"/>
-          <w:szCs w:val="24"/>
-        </w:rPr>
-        <w:t xml:space="preserve">Gurkegegart </w:t>
-      </w:r>
-      <w:r>
-        <w:rPr>
-          <w:rFonts w:ascii="Arial" w:hAnsi="Arial" w:cs="Arial"/>
-          <w:sz w:val="24"/>
-          <w:szCs w:val="24"/>
-        </w:rPr>
-        <w:t>130 g</w:t>
-      </w:r>
-      <w:r>
-        <w:rPr>
-          <w:rFonts w:ascii="Arial" w:hAnsi="Arial" w:cs="Arial"/>
-          <w:sz w:val="24"/>
-          <w:szCs w:val="24"/>
-        </w:rPr>
-        <w:t xml:space="preserve"> 0,01 mg</w:t>
-      </w:r>
-      <w:r>
-        <w:rPr>
-          <w:rFonts w:ascii="Arial" w:hAnsi="Arial" w:cs="Arial"/>
-          <w:sz w:val="24"/>
-          <w:szCs w:val="24"/>
-        </w:rPr>
-        <w:t xml:space="preserve"> </w:t>
-      </w:r>
-    </w:p>
-    <w:p>
-      <w:pPr>
-        <w:rPr>
-          <w:rFonts w:ascii="Arial" w:hAnsi="Arial" w:cs="Arial"/>
-          <w:sz w:val="24"/>
-          <w:szCs w:val="24"/>
-        </w:rPr>
-      </w:pPr>
-      <w:r>
-        <w:rPr>
-          <w:rFonts w:ascii="Arial" w:hAnsi="Arial" w:cs="Arial"/>
-          <w:kern w:val="0"/>
-          <w:sz w:val="24"/>
-          <w:szCs w:val="24"/>
-          <w14:ligatures w14:val="none"/>
-        </w:rPr>
-        <w:t>Urdinkelnudelngegart 100 g</w:t>
-      </w:r>
-      <w:r>
-        <w:rPr>
-          <w:rFonts w:ascii="Arial" w:hAnsi="Arial" w:cs="Arial"/>
-          <w:kern w:val="0"/>
-          <w:sz w:val="24"/>
-          <w:szCs w:val="24"/>
-          <w14:ligatures w14:val="none"/>
-        </w:rPr>
-        <w:t xml:space="preserve"> 0,04 mg</w:t>
-      </w:r>
-    </w:p>
-    <w:bookmarkEnd w:id="0"/>
-    <w:p>
-      <w:pPr>
-        <w:rPr>
-          <w:sz w:val="24"/>
-          <w:szCs w:val="24"/>
-        </w:rPr>
-      </w:pPr>
-    </w:p>
-    <w:p>
-      <w:pPr>
-        <w:rPr>
-          <w:sz w:val="24"/>
-          <w:szCs w:val="24"/>
-        </w:rPr>
-      </w:pPr>
+        <w:t xml:space="preserve"> 100 g 0,04 mg</w:t>
+      </w:r>
+      <w:bookmarkEnd w:id="0"/>
     </w:p>
     <w:sectPr>
       <w:pgSz w:w="11906" w:h="16838"/>
